--- a/module_projet/projet-perso/trame_soutenance_orale.docx
+++ b/module_projet/projet-perso/trame_soutenance_orale.docx
@@ -89,7 +89,29 @@
           <w:sz w:val="22"/>
           <w:szCs w:val="22"/>
         </w:rPr>
-        <w:t xml:space="preserve">Ce document vous accompagne dans la préparation de votre soutenance. Pour chaque point, un exemple concret tiré de votre code est indispensable. </w:t>
+        <w:t xml:space="preserve">Ce document vous accompagne dans la préparation de votre soutenance. Pour chaque point, un exemple concret tiré de votre </w:t>
+      </w:r>
+      <w:r>
+        <w:rPr>
+          <w:rFonts w:eastAsia="Arial" w:cs="Arial"/>
+          <w:i/>
+          <w:iCs/>
+          <w:color w:val="595959"/>
+          <w:sz w:val="22"/>
+          <w:szCs w:val="22"/>
+        </w:rPr>
+        <w:t xml:space="preserve">projet </w:t>
+      </w:r>
+      <w:r>
+        <w:rPr>
+          <w:rFonts w:eastAsia="Arial" w:cs="Arial"/>
+          <w:i/>
+          <w:iCs/>
+          <w:color w:val="595959"/>
+          <w:sz w:val="22"/>
+          <w:szCs w:val="22"/>
+        </w:rPr>
+        <w:t xml:space="preserve">est indispensable. </w:t>
       </w:r>
       <w:r>
         <w:rPr>
@@ -129,7 +151,7 @@
       </w:pPr>
       <w:r>
         <w:rPr>
-          <w:rFonts w:eastAsia="Arial" w:cs="Arial" w:ascii="Arial" w:hAnsi="Arial"/>
+          <w:rFonts w:eastAsia="Arial" w:cs="Arial"/>
           <w:b/>
           <w:bCs/>
           <w:color w:val="1F4E79"/>
@@ -199,7 +221,7 @@
         <w:pStyle w:val="ListParagraph"/>
         <w:numPr>
           <w:ilvl w:val="0"/>
-          <w:numId w:val="3"/>
+          <w:numId w:val="4"/>
         </w:numPr>
         <w:spacing w:before="40" w:after="40"/>
         <w:rPr/>
@@ -278,7 +300,7 @@
         <w:pStyle w:val="ListParagraph"/>
         <w:numPr>
           <w:ilvl w:val="0"/>
-          <w:numId w:val="1"/>
+          <w:numId w:val="2"/>
         </w:numPr>
         <w:spacing w:before="40" w:after="40"/>
         <w:rPr/>
@@ -297,7 +319,7 @@
         <w:pStyle w:val="ListParagraph"/>
         <w:numPr>
           <w:ilvl w:val="0"/>
-          <w:numId w:val="1"/>
+          <w:numId w:val="2"/>
         </w:numPr>
         <w:spacing w:before="40" w:after="40"/>
         <w:rPr/>
@@ -339,18 +361,7 @@
           <w:sz w:val="21"/>
           <w:szCs w:val="21"/>
         </w:rPr>
-        <w:t>Exemple concre</w:t>
-      </w:r>
-      <w:r>
-        <w:rPr>
-          <w:rFonts w:eastAsia="Arial" w:cs="Arial"/>
-          <w:i/>
-          <w:iCs/>
-          <w:color w:val="595959"/>
-          <w:sz w:val="21"/>
-          <w:szCs w:val="21"/>
-        </w:rPr>
-        <w:t>t : Au lycée, je passais mon temps à personnaliser mon profil Skype ou MySpace avec du CSS trouvé sur des forums.</w:t>
+        <w:t>Exemple concret : Au lycée, je passais mon temps à personnaliser mon profil Skype ou MySpace avec du CSS trouvé sur des forums.</w:t>
       </w:r>
     </w:p>
     <w:p>
@@ -377,7 +388,7 @@
       </w:pPr>
       <w:r>
         <w:rPr>
-          <w:rFonts w:eastAsia="Arial" w:cs="Arial" w:ascii="Arial" w:hAnsi="Arial"/>
+          <w:rFonts w:eastAsia="Arial" w:cs="Arial"/>
           <w:b/>
           <w:bCs/>
           <w:color w:val="1F4E79"/>
@@ -439,29 +450,7 @@
           <w:sz w:val="22"/>
           <w:szCs w:val="22"/>
         </w:rPr>
-        <w:t xml:space="preserve">Naissance </w:t>
-      </w:r>
-      <w:r>
-        <w:rPr>
-          <w:rFonts w:eastAsia="Arial" w:cs="Arial"/>
-          <w:b/>
-          <w:bCs/>
-          <w:color w:val="1F4E79"/>
-          <w:sz w:val="22"/>
-          <w:szCs w:val="22"/>
-        </w:rPr>
-        <w:t xml:space="preserve">et contexte </w:t>
-      </w:r>
-      <w:r>
-        <w:rPr>
-          <w:rFonts w:eastAsia="Arial" w:cs="Arial"/>
-          <w:b/>
-          <w:bCs/>
-          <w:color w:val="1F4E79"/>
-          <w:sz w:val="22"/>
-          <w:szCs w:val="22"/>
-        </w:rPr>
-        <w:t>du projet</w:t>
+        <w:t>Naissance et contexte du projet</w:t>
       </w:r>
     </w:p>
     <w:p>
@@ -469,7 +458,7 @@
         <w:pStyle w:val="ListParagraph"/>
         <w:numPr>
           <w:ilvl w:val="0"/>
-          <w:numId w:val="1"/>
+          <w:numId w:val="2"/>
         </w:numPr>
         <w:spacing w:before="40" w:after="40"/>
         <w:rPr/>
@@ -488,7 +477,7 @@
         <w:pStyle w:val="ListParagraph"/>
         <w:numPr>
           <w:ilvl w:val="0"/>
-          <w:numId w:val="1"/>
+          <w:numId w:val="2"/>
         </w:numPr>
         <w:spacing w:before="40" w:after="40"/>
         <w:rPr/>
@@ -567,7 +556,7 @@
         <w:pStyle w:val="ListParagraph"/>
         <w:numPr>
           <w:ilvl w:val="0"/>
-          <w:numId w:val="1"/>
+          <w:numId w:val="2"/>
         </w:numPr>
         <w:spacing w:before="40" w:after="40"/>
         <w:rPr/>
@@ -586,7 +575,7 @@
         <w:pStyle w:val="ListParagraph"/>
         <w:numPr>
           <w:ilvl w:val="0"/>
-          <w:numId w:val="1"/>
+          <w:numId w:val="2"/>
         </w:numPr>
         <w:spacing w:before="40" w:after="40"/>
         <w:rPr/>
@@ -665,7 +654,7 @@
         <w:pStyle w:val="ListParagraph"/>
         <w:numPr>
           <w:ilvl w:val="0"/>
-          <w:numId w:val="1"/>
+          <w:numId w:val="2"/>
         </w:numPr>
         <w:spacing w:before="40" w:after="40"/>
         <w:rPr/>
@@ -684,7 +673,7 @@
         <w:pStyle w:val="ListParagraph"/>
         <w:numPr>
           <w:ilvl w:val="0"/>
-          <w:numId w:val="1"/>
+          <w:numId w:val="2"/>
         </w:numPr>
         <w:spacing w:before="40" w:after="40"/>
         <w:rPr/>
@@ -753,7 +742,7 @@
       </w:pPr>
       <w:r>
         <w:rPr>
-          <w:rFonts w:eastAsia="Arial" w:cs="Arial" w:ascii="Arial" w:hAnsi="Arial"/>
+          <w:rFonts w:eastAsia="Arial" w:cs="Arial"/>
           <w:b/>
           <w:bCs/>
           <w:color w:val="1F4E79"/>
@@ -823,7 +812,7 @@
         <w:pStyle w:val="ListParagraph"/>
         <w:numPr>
           <w:ilvl w:val="0"/>
-          <w:numId w:val="1"/>
+          <w:numId w:val="2"/>
         </w:numPr>
         <w:spacing w:before="40" w:after="40"/>
         <w:rPr/>
@@ -834,39 +823,7 @@
           <w:sz w:val="22"/>
           <w:szCs w:val="22"/>
         </w:rPr>
-        <w:t>Présentez vos cas d'utilisation principaux (</w:t>
-      </w:r>
-      <w:r>
-        <w:rPr>
-          <w:rFonts w:eastAsia="Arial" w:cs="Arial"/>
-          <w:sz w:val="22"/>
-          <w:szCs w:val="22"/>
-        </w:rPr>
-        <w:t>use case</w:t>
-      </w:r>
-      <w:r>
-        <w:rPr>
-          <w:rFonts w:eastAsia="Arial" w:cs="Arial"/>
-          <w:sz w:val="22"/>
-          <w:szCs w:val="22"/>
-        </w:rPr>
-        <w:t xml:space="preserve"> UML </w:t>
-      </w:r>
-      <w:r>
-        <w:rPr>
-          <w:rFonts w:eastAsia="Arial" w:cs="Arial"/>
-          <w:sz w:val="22"/>
-          <w:szCs w:val="22"/>
-        </w:rPr>
-        <w:t>et/</w:t>
-      </w:r>
-      <w:r>
-        <w:rPr>
-          <w:rFonts w:eastAsia="Arial" w:cs="Arial"/>
-          <w:sz w:val="22"/>
-          <w:szCs w:val="22"/>
-        </w:rPr>
-        <w:t>ou liste structurée).</w:t>
+        <w:t>Présentez vos cas d'utilisation principaux (use case UML et/ou liste structurée).</w:t>
       </w:r>
     </w:p>
     <w:p>
@@ -874,7 +831,7 @@
         <w:pStyle w:val="ListParagraph"/>
         <w:numPr>
           <w:ilvl w:val="0"/>
-          <w:numId w:val="1"/>
+          <w:numId w:val="2"/>
         </w:numPr>
         <w:spacing w:before="40" w:after="40"/>
         <w:rPr/>
@@ -916,29 +873,7 @@
           <w:sz w:val="21"/>
           <w:szCs w:val="21"/>
         </w:rPr>
-        <w:t xml:space="preserve">Exemple concret : </w:t>
-      </w:r>
-      <w:r>
-        <w:rPr>
-          <w:rFonts w:eastAsia="Arial" w:cs="Arial"/>
-          <w:i/>
-          <w:iCs/>
-          <w:color w:val="595959"/>
-          <w:sz w:val="21"/>
-          <w:szCs w:val="21"/>
-        </w:rPr>
-        <w:t>M</w:t>
-      </w:r>
-      <w:r>
-        <w:rPr>
-          <w:rFonts w:eastAsia="Arial" w:cs="Arial"/>
-          <w:i/>
-          <w:iCs/>
-          <w:color w:val="595959"/>
-          <w:sz w:val="21"/>
-          <w:szCs w:val="21"/>
-        </w:rPr>
-        <w:t>ontrez votre diagramme de cas d'utilisation et commentez-le : "Ici, l'acteur Admin peut gérer les utilisateurs, ce que le simple utilisateur ne peut pas faire."</w:t>
+        <w:t>Exemple concret : Montrez votre diagramme de cas d'utilisation et commentez-le : "Ici, l'acteur Admin peut gérer les utilisateurs, ce que le simple utilisateur ne peut pas faire."</w:t>
       </w:r>
     </w:p>
     <w:p>
@@ -975,7 +910,7 @@
         <w:pStyle w:val="ListParagraph"/>
         <w:numPr>
           <w:ilvl w:val="0"/>
-          <w:numId w:val="1"/>
+          <w:numId w:val="2"/>
         </w:numPr>
         <w:spacing w:before="40" w:after="40"/>
         <w:rPr/>
@@ -986,23 +921,7 @@
           <w:sz w:val="22"/>
           <w:szCs w:val="22"/>
         </w:rPr>
-        <w:t>Montrez l'évolution : zoning → wireframe →</w:t>
-      </w:r>
-      <w:r>
-        <w:rPr>
-          <w:rFonts w:eastAsia="Arial" w:cs="Arial"/>
-          <w:sz w:val="22"/>
-          <w:szCs w:val="22"/>
-        </w:rPr>
-        <w:t>(charte graphique) →</w:t>
-      </w:r>
-      <w:r>
-        <w:rPr>
-          <w:rFonts w:eastAsia="Arial" w:cs="Arial"/>
-          <w:sz w:val="22"/>
-          <w:szCs w:val="22"/>
-        </w:rPr>
-        <w:t xml:space="preserve"> maquette finale.</w:t>
+        <w:t>Montrez l'évolution : zoning → wireframe →(charte graphique) → maquette finale.</w:t>
       </w:r>
     </w:p>
     <w:p>
@@ -1010,7 +929,7 @@
         <w:pStyle w:val="ListParagraph"/>
         <w:numPr>
           <w:ilvl w:val="0"/>
-          <w:numId w:val="1"/>
+          <w:numId w:val="2"/>
         </w:numPr>
         <w:spacing w:before="40" w:after="40"/>
         <w:rPr/>
@@ -1089,7 +1008,7 @@
         <w:pStyle w:val="ListParagraph"/>
         <w:numPr>
           <w:ilvl w:val="0"/>
-          <w:numId w:val="1"/>
+          <w:numId w:val="2"/>
         </w:numPr>
         <w:spacing w:before="40" w:after="40"/>
         <w:rPr/>
@@ -1100,15 +1019,15 @@
           <w:sz w:val="22"/>
           <w:szCs w:val="22"/>
         </w:rPr>
-        <w:t xml:space="preserve">Présentez votre MCD, </w:t>
-      </w:r>
-      <w:r>
-        <w:rPr>
-          <w:rFonts w:eastAsia="Arial" w:cs="Arial"/>
-          <w:sz w:val="22"/>
-          <w:szCs w:val="22"/>
-        </w:rPr>
-        <w:t>MLD et MPD</w:t>
+        <w:t xml:space="preserve">Présentez votre MCD, MLD et MPD </w:t>
+      </w:r>
+      <w:r>
+        <w:rPr>
+          <w:rFonts w:eastAsia="Arial" w:cs="Arial"/>
+          <w:sz w:val="22"/>
+          <w:szCs w:val="22"/>
+        </w:rPr>
+        <w:t>(méthode Merise)</w:t>
       </w:r>
       <w:r>
         <w:rPr>
@@ -1124,7 +1043,7 @@
         <w:pStyle w:val="ListParagraph"/>
         <w:numPr>
           <w:ilvl w:val="0"/>
-          <w:numId w:val="1"/>
+          <w:numId w:val="2"/>
         </w:numPr>
         <w:spacing w:before="40" w:after="40"/>
         <w:rPr/>
@@ -1193,7 +1112,7 @@
       </w:pPr>
       <w:r>
         <w:rPr>
-          <w:rFonts w:eastAsia="Arial" w:cs="Arial" w:ascii="Arial" w:hAnsi="Arial"/>
+          <w:rFonts w:eastAsia="Arial" w:cs="Arial"/>
           <w:b/>
           <w:bCs/>
           <w:color w:val="1F4E79"/>
@@ -1263,7 +1182,7 @@
         <w:pStyle w:val="ListParagraph"/>
         <w:numPr>
           <w:ilvl w:val="0"/>
-          <w:numId w:val="1"/>
+          <w:numId w:val="2"/>
         </w:numPr>
         <w:spacing w:before="40" w:after="40"/>
         <w:rPr/>
@@ -1282,7 +1201,7 @@
         <w:pStyle w:val="ListParagraph"/>
         <w:numPr>
           <w:ilvl w:val="0"/>
-          <w:numId w:val="1"/>
+          <w:numId w:val="2"/>
         </w:numPr>
         <w:spacing w:before="40" w:after="40"/>
         <w:rPr/>
@@ -1324,29 +1243,7 @@
           <w:sz w:val="21"/>
           <w:szCs w:val="21"/>
         </w:rPr>
-        <w:t xml:space="preserve">Exemple concret : </w:t>
-      </w:r>
-      <w:r>
-        <w:rPr>
-          <w:rFonts w:eastAsia="Arial" w:cs="Arial"/>
-          <w:i/>
-          <w:iCs/>
-          <w:color w:val="595959"/>
-          <w:sz w:val="21"/>
-          <w:szCs w:val="21"/>
-        </w:rPr>
-        <w:t>M</w:t>
-      </w:r>
-      <w:r>
-        <w:rPr>
-          <w:rFonts w:eastAsia="Arial" w:cs="Arial"/>
-          <w:i/>
-          <w:iCs/>
-          <w:color w:val="595959"/>
-          <w:sz w:val="21"/>
-          <w:szCs w:val="21"/>
-        </w:rPr>
-        <w:t>ontrez une capture de votre board Jira avec des tickets en cours, terminés et à faire. Expliquez comment vous avez priorisé les fonctionnalités.</w:t>
+        <w:t>Exemple concret : Montrez une capture de votre board Jira avec des tickets en cours, terminés et à faire. Expliquez comment vous avez priorisé les fonctionnalités.</w:t>
       </w:r>
     </w:p>
     <w:p>
@@ -1375,7 +1272,29 @@
           <w:sz w:val="22"/>
           <w:szCs w:val="22"/>
         </w:rPr>
-        <w:t>Installation du projet Symfony sous Docker</w:t>
+        <w:t xml:space="preserve">Installation </w:t>
+      </w:r>
+      <w:r>
+        <w:rPr>
+          <w:rFonts w:eastAsia="Arial" w:cs="Arial"/>
+          <w:b/>
+          <w:bCs/>
+          <w:color w:val="1F4E79"/>
+          <w:sz w:val="22"/>
+          <w:szCs w:val="22"/>
+        </w:rPr>
+        <w:t xml:space="preserve">de l’environnement de travail : </w:t>
+      </w:r>
+      <w:r>
+        <w:rPr>
+          <w:rFonts w:eastAsia="Arial" w:cs="Arial"/>
+          <w:b/>
+          <w:bCs/>
+          <w:color w:val="1F4E79"/>
+          <w:sz w:val="22"/>
+          <w:szCs w:val="22"/>
+        </w:rPr>
+        <w:t>Symfony sous Docker</w:t>
       </w:r>
     </w:p>
     <w:p>
@@ -1383,7 +1302,7 @@
         <w:pStyle w:val="ListParagraph"/>
         <w:numPr>
           <w:ilvl w:val="0"/>
-          <w:numId w:val="1"/>
+          <w:numId w:val="2"/>
         </w:numPr>
         <w:spacing w:before="40" w:after="40"/>
         <w:rPr/>
@@ -1402,7 +1321,7 @@
         <w:pStyle w:val="ListParagraph"/>
         <w:numPr>
           <w:ilvl w:val="0"/>
-          <w:numId w:val="1"/>
+          <w:numId w:val="2"/>
         </w:numPr>
         <w:spacing w:before="40" w:after="40"/>
         <w:rPr/>
@@ -1444,29 +1363,7 @@
           <w:sz w:val="21"/>
           <w:szCs w:val="21"/>
         </w:rPr>
-        <w:t xml:space="preserve">Exemple concret : </w:t>
-      </w:r>
-      <w:r>
-        <w:rPr>
-          <w:rFonts w:eastAsia="Arial" w:cs="Arial"/>
-          <w:i/>
-          <w:iCs/>
-          <w:color w:val="595959"/>
-          <w:sz w:val="21"/>
-          <w:szCs w:val="21"/>
-        </w:rPr>
-        <w:t>M</w:t>
-      </w:r>
-      <w:r>
-        <w:rPr>
-          <w:rFonts w:eastAsia="Arial" w:cs="Arial"/>
-          <w:i/>
-          <w:iCs/>
-          <w:color w:val="595959"/>
-          <w:sz w:val="21"/>
-          <w:szCs w:val="21"/>
-        </w:rPr>
-        <w:t>ontrez votre fichier docker-compose.yml et expliquez les services déclarés. "Ce service php-fpm exécute mon application Symfony, celui-ci est ma base de données MySQL 8."</w:t>
+        <w:t>Exemple concret : Montrez votre fichier docker-compose.yml et expliquez les services déclarés. "Ce service php-fpm exécute mon application Symfony, celui-ci est ma base de données MySQL 8."</w:t>
       </w:r>
     </w:p>
     <w:p>
@@ -1503,7 +1400,7 @@
         <w:pStyle w:val="ListParagraph"/>
         <w:numPr>
           <w:ilvl w:val="0"/>
-          <w:numId w:val="1"/>
+          <w:numId w:val="2"/>
         </w:numPr>
         <w:spacing w:before="40" w:after="40"/>
         <w:rPr/>
@@ -1522,7 +1419,7 @@
         <w:pStyle w:val="ListParagraph"/>
         <w:numPr>
           <w:ilvl w:val="0"/>
-          <w:numId w:val="1"/>
+          <w:numId w:val="2"/>
         </w:numPr>
         <w:spacing w:before="40" w:after="40"/>
         <w:rPr/>
@@ -1564,29 +1461,7 @@
           <w:sz w:val="21"/>
           <w:szCs w:val="21"/>
         </w:rPr>
-        <w:t xml:space="preserve">Exemple concret : </w:t>
-      </w:r>
-      <w:r>
-        <w:rPr>
-          <w:rFonts w:eastAsia="Arial" w:cs="Arial"/>
-          <w:i/>
-          <w:iCs/>
-          <w:color w:val="595959"/>
-          <w:sz w:val="21"/>
-          <w:szCs w:val="21"/>
-        </w:rPr>
-        <w:t>Montrez</w:t>
-      </w:r>
-      <w:r>
-        <w:rPr>
-          <w:rFonts w:eastAsia="Arial" w:cs="Arial"/>
-          <w:i/>
-          <w:iCs/>
-          <w:color w:val="595959"/>
-          <w:sz w:val="21"/>
-          <w:szCs w:val="21"/>
-        </w:rPr>
-        <w:t xml:space="preserve"> votre historique de commits GitHub et expliquez votre convention de nommage : "feat: ajout du formulaire d'inscription", "fix: correction de la validation email".</w:t>
+        <w:t>Exemple concret : Montrez votre historique de commits GitHub et expliquez votre convention de nommage : "feat: ajout du formulaire d'inscription", "fix: correction de la validation email".</w:t>
       </w:r>
     </w:p>
     <w:p>
@@ -1613,7 +1488,7 @@
       </w:pPr>
       <w:r>
         <w:rPr>
-          <w:rFonts w:eastAsia="Arial" w:cs="Arial" w:ascii="Arial" w:hAnsi="Arial"/>
+          <w:rFonts w:eastAsia="Arial" w:cs="Arial"/>
           <w:b/>
           <w:bCs/>
           <w:color w:val="1F4E79"/>
@@ -1683,7 +1558,7 @@
         <w:pStyle w:val="ListParagraph"/>
         <w:numPr>
           <w:ilvl w:val="0"/>
-          <w:numId w:val="1"/>
+          <w:numId w:val="2"/>
         </w:numPr>
         <w:spacing w:before="40" w:after="40"/>
         <w:rPr/>
@@ -1694,31 +1569,7 @@
           <w:sz w:val="22"/>
           <w:szCs w:val="22"/>
         </w:rPr>
-        <w:t>M</w:t>
-      </w:r>
-      <w:r>
-        <w:rPr>
-          <w:rFonts w:eastAsia="Arial" w:cs="Arial"/>
-          <w:sz w:val="22"/>
-          <w:szCs w:val="22"/>
-        </w:rPr>
-        <w:t xml:space="preserve">ontrez </w:t>
-      </w:r>
-      <w:r>
-        <w:rPr>
-          <w:rFonts w:eastAsia="Arial" w:cs="Arial"/>
-          <w:sz w:val="22"/>
-          <w:szCs w:val="22"/>
-        </w:rPr>
-        <w:t xml:space="preserve">une ou plusieurs fonctionnalités </w:t>
-      </w:r>
-      <w:r>
-        <w:rPr>
-          <w:rFonts w:eastAsia="Arial" w:cs="Arial"/>
-          <w:sz w:val="22"/>
-          <w:szCs w:val="22"/>
-        </w:rPr>
-        <w:t>en live.</w:t>
+        <w:t>Montrez une ou plusieurs fonctionnalités en live.</w:t>
       </w:r>
     </w:p>
     <w:p>
@@ -1726,7 +1577,7 @@
         <w:pStyle w:val="ListParagraph"/>
         <w:numPr>
           <w:ilvl w:val="0"/>
-          <w:numId w:val="1"/>
+          <w:numId w:val="2"/>
         </w:numPr>
         <w:spacing w:before="40" w:after="40"/>
         <w:rPr/>
@@ -1768,29 +1619,7 @@
           <w:sz w:val="21"/>
           <w:szCs w:val="21"/>
         </w:rPr>
-        <w:t xml:space="preserve">Exemple concret : </w:t>
-      </w:r>
-      <w:r>
-        <w:rPr>
-          <w:rFonts w:eastAsia="Arial" w:cs="Arial"/>
-          <w:i/>
-          <w:iCs/>
-          <w:color w:val="595959"/>
-          <w:sz w:val="21"/>
-          <w:szCs w:val="21"/>
-        </w:rPr>
-        <w:t>P</w:t>
-      </w:r>
-      <w:r>
-        <w:rPr>
-          <w:rFonts w:eastAsia="Arial" w:cs="Arial"/>
-          <w:i/>
-          <w:iCs/>
-          <w:color w:val="595959"/>
-          <w:sz w:val="21"/>
-          <w:szCs w:val="21"/>
-        </w:rPr>
-        <w:t>réparez un compte de test avec des données réalistes. Évitez les données de test type "test@test.com". Créez un utilisateur fictif crédible pour la démo.</w:t>
+        <w:t>Exemple concret : Préparez un compte de test avec des données réalistes. Évitez les données de test type "test@test.com". Créez un utilisateur fictif crédible pour la démo.</w:t>
       </w:r>
     </w:p>
     <w:p>
@@ -1827,7 +1656,7 @@
         <w:pStyle w:val="ListParagraph"/>
         <w:numPr>
           <w:ilvl w:val="0"/>
-          <w:numId w:val="1"/>
+          <w:numId w:val="2"/>
         </w:numPr>
         <w:spacing w:before="40" w:after="40"/>
         <w:rPr/>
@@ -1846,7 +1675,7 @@
         <w:pStyle w:val="ListParagraph"/>
         <w:numPr>
           <w:ilvl w:val="0"/>
-          <w:numId w:val="1"/>
+          <w:numId w:val="2"/>
         </w:numPr>
         <w:spacing w:before="40" w:after="40"/>
         <w:rPr/>
@@ -1888,29 +1717,7 @@
           <w:sz w:val="21"/>
           <w:szCs w:val="21"/>
         </w:rPr>
-        <w:t xml:space="preserve">Exemple concret : </w:t>
-      </w:r>
-      <w:r>
-        <w:rPr>
-          <w:rFonts w:eastAsia="Arial" w:cs="Arial"/>
-          <w:i/>
-          <w:iCs/>
-          <w:color w:val="595959"/>
-          <w:sz w:val="21"/>
-          <w:szCs w:val="21"/>
-        </w:rPr>
-        <w:t>O</w:t>
-      </w:r>
-      <w:r>
-        <w:rPr>
-          <w:rFonts w:eastAsia="Arial" w:cs="Arial"/>
-          <w:i/>
-          <w:iCs/>
-          <w:color w:val="595959"/>
-          <w:sz w:val="21"/>
-          <w:szCs w:val="21"/>
-        </w:rPr>
-        <w:t>uvrez les DevTools, passez en vue mobile 375px et naviguez dans l'application. Commentez vos media queries CSS si nécessaire.</w:t>
+        <w:t>Exemple concret : Ouvrez les DevTools, passez en vue mobile 375px et naviguez dans l'application. Commentez vos media queries CSS si nécessaire.</w:t>
       </w:r>
     </w:p>
     <w:p>
@@ -1947,7 +1754,7 @@
         <w:pStyle w:val="ListParagraph"/>
         <w:numPr>
           <w:ilvl w:val="0"/>
-          <w:numId w:val="1"/>
+          <w:numId w:val="2"/>
         </w:numPr>
         <w:spacing w:before="40" w:after="40"/>
         <w:rPr/>
@@ -1966,7 +1773,7 @@
         <w:pStyle w:val="ListParagraph"/>
         <w:numPr>
           <w:ilvl w:val="0"/>
-          <w:numId w:val="1"/>
+          <w:numId w:val="2"/>
         </w:numPr>
         <w:spacing w:before="40" w:after="40"/>
         <w:rPr/>
@@ -2008,29 +1815,7 @@
           <w:sz w:val="21"/>
           <w:szCs w:val="21"/>
         </w:rPr>
-        <w:t xml:space="preserve">Exemple concret : </w:t>
-      </w:r>
-      <w:r>
-        <w:rPr>
-          <w:rFonts w:eastAsia="Arial" w:cs="Arial"/>
-          <w:i/>
-          <w:iCs/>
-          <w:color w:val="595959"/>
-          <w:sz w:val="21"/>
-          <w:szCs w:val="21"/>
-        </w:rPr>
-        <w:t>S</w:t>
-      </w:r>
-      <w:r>
-        <w:rPr>
-          <w:rFonts w:eastAsia="Arial" w:cs="Arial"/>
-          <w:i/>
-          <w:iCs/>
-          <w:color w:val="595959"/>
-          <w:sz w:val="21"/>
-          <w:szCs w:val="21"/>
-        </w:rPr>
-        <w:t>oumettez un formulaire vide ou avec des données invalides et montrez les messages d'erreur générés par les contraintes Symfony (Assert\NotBlank, Assert\Email…).</w:t>
+        <w:t>Exemple concret : Soumettez un formulaire vide ou avec des données invalides et montrez les messages d'erreur générés par les contraintes Symfony (Assert\NotBlank, Assert\Email…).</w:t>
       </w:r>
     </w:p>
     <w:p>
@@ -2057,7 +1842,7 @@
       </w:pPr>
       <w:r>
         <w:rPr>
-          <w:rFonts w:eastAsia="Arial" w:cs="Arial" w:ascii="Arial" w:hAnsi="Arial"/>
+          <w:rFonts w:eastAsia="Arial" w:cs="Arial"/>
           <w:b/>
           <w:bCs/>
           <w:color w:val="1F4E79"/>
@@ -2127,7 +1912,7 @@
         <w:pStyle w:val="ListParagraph"/>
         <w:numPr>
           <w:ilvl w:val="0"/>
-          <w:numId w:val="1"/>
+          <w:numId w:val="2"/>
         </w:numPr>
         <w:spacing w:before="40" w:after="40"/>
         <w:rPr>
@@ -2150,7 +1935,7 @@
         <w:pStyle w:val="ListParagraph"/>
         <w:numPr>
           <w:ilvl w:val="0"/>
-          <w:numId w:val="1"/>
+          <w:numId w:val="2"/>
         </w:numPr>
         <w:spacing w:before="40" w:after="40"/>
         <w:rPr/>
@@ -2161,15 +1946,7 @@
           <w:sz w:val="22"/>
           <w:szCs w:val="22"/>
         </w:rPr>
-        <w:t xml:space="preserve">Montrez l’architecture de dossier de votre code et </w:t>
-      </w:r>
-      <w:r>
-        <w:rPr>
-          <w:rFonts w:eastAsia="Arial" w:cs="Arial"/>
-          <w:sz w:val="22"/>
-          <w:szCs w:val="22"/>
-        </w:rPr>
-        <w:t>comment une requête HTTP traverse votre application.</w:t>
+        <w:t>Montrez l’architecture de dossier de votre code et comment une requête HTTP traverse votre application.</w:t>
       </w:r>
     </w:p>
     <w:p>
@@ -2200,29 +1977,7 @@
           <w:sz w:val="21"/>
           <w:szCs w:val="21"/>
         </w:rPr>
-        <w:t xml:space="preserve">Exemple concret : </w:t>
-      </w:r>
-      <w:r>
-        <w:rPr>
-          <w:rFonts w:eastAsia="Arial" w:cs="Arial"/>
-          <w:i/>
-          <w:iCs/>
-          <w:color w:val="595959"/>
-          <w:sz w:val="21"/>
-          <w:szCs w:val="21"/>
-        </w:rPr>
-        <w:t>O</w:t>
-      </w:r>
-      <w:r>
-        <w:rPr>
-          <w:rFonts w:eastAsia="Arial" w:cs="Arial"/>
-          <w:i/>
-          <w:iCs/>
-          <w:color w:val="595959"/>
-          <w:sz w:val="21"/>
-          <w:szCs w:val="21"/>
-        </w:rPr>
-        <w:t>uvrez un contrôleur de votre projet et expliquez son rôle. "Cette méthode index() récupère les données via le Repository, les passe à Twig via render(), et Twig génère le HTML retourné au navigateur."</w:t>
+        <w:t>Exemple concret : Ouvrez un contrôleur de votre projet et expliquez son rôle. "Cette méthode index() récupère les données via le Repository, les passe à Twig via render(), et Twig génère le HTML retourné au navigateur."</w:t>
       </w:r>
     </w:p>
     <w:p>
@@ -2259,7 +2014,7 @@
         <w:pStyle w:val="ListParagraph"/>
         <w:numPr>
           <w:ilvl w:val="0"/>
-          <w:numId w:val="1"/>
+          <w:numId w:val="2"/>
         </w:numPr>
         <w:spacing w:before="40" w:after="40"/>
         <w:rPr/>
@@ -2278,7 +2033,7 @@
         <w:pStyle w:val="ListParagraph"/>
         <w:numPr>
           <w:ilvl w:val="0"/>
-          <w:numId w:val="1"/>
+          <w:numId w:val="2"/>
         </w:numPr>
         <w:spacing w:before="40" w:after="40"/>
         <w:rPr/>
@@ -2320,29 +2075,7 @@
           <w:sz w:val="21"/>
           <w:szCs w:val="21"/>
         </w:rPr>
-        <w:t xml:space="preserve">Exemple concret : </w:t>
-      </w:r>
-      <w:r>
-        <w:rPr>
-          <w:rFonts w:eastAsia="Arial" w:cs="Arial"/>
-          <w:i/>
-          <w:iCs/>
-          <w:color w:val="595959"/>
-          <w:sz w:val="21"/>
-          <w:szCs w:val="21"/>
-        </w:rPr>
-        <w:t>O</w:t>
-      </w:r>
-      <w:r>
-        <w:rPr>
-          <w:rFonts w:eastAsia="Arial" w:cs="Arial"/>
-          <w:i/>
-          <w:iCs/>
-          <w:color w:val="595959"/>
-          <w:sz w:val="21"/>
-          <w:szCs w:val="21"/>
-        </w:rPr>
-        <w:t>uvrez votre fichier User.php, montrez les attributs #[ORM\Column] et expliquez comment Doctrine a généré la migration correspondante. Montrez le fichier de migration.</w:t>
+        <w:t>Exemple concret : Ouvrez votre fichier User.php, montrez les attributs #[ORM\Column] et expliquez comment Doctrine a généré la migration correspondante. Montrez le fichier de migration.</w:t>
       </w:r>
     </w:p>
     <w:p>
@@ -2397,7 +2130,7 @@
         <w:pStyle w:val="BodyText"/>
         <w:numPr>
           <w:ilvl w:val="0"/>
-          <w:numId w:val="1"/>
+          <w:numId w:val="2"/>
         </w:numPr>
         <w:spacing w:before="40" w:after="40"/>
         <w:rPr>
@@ -2412,7 +2145,19 @@
           <w:sz w:val="22"/>
           <w:szCs w:val="22"/>
         </w:rPr>
-        <w:t xml:space="preserve">Authentification : Comment fonctionne le login dans Symfony ? (security.yaml, Firewall, hash) </w:t>
+        <w:t xml:space="preserve">Authentification : Comment fonctionne le login dans Symfony ? (security.yaml, Firewall, hash, </w:t>
+      </w:r>
+      <w:r>
+        <w:rPr>
+          <w:rFonts w:eastAsia="Arial" w:cs="Arial"/>
+          <w:sz w:val="22"/>
+          <w:szCs w:val="22"/>
+        </w:rPr>
+        <w:t>c</w:t>
+      </w:r>
+      <w:r>
+        <w:rPr/>
+        <w:t xml:space="preserve">omplexité des mots de passe - CNIL) </w:t>
       </w:r>
     </w:p>
     <w:p>
@@ -2420,14 +2165,18 @@
         <w:pStyle w:val="BodyText"/>
         <w:numPr>
           <w:ilvl w:val="0"/>
-          <w:numId w:val="1"/>
+          <w:numId w:val="2"/>
         </w:numPr>
         <w:spacing w:before="40" w:after="0"/>
         <w:rPr/>
       </w:pPr>
       <w:r>
         <w:rPr/>
-        <w:t xml:space="preserve">Complexité des mots de passe (CNIL) </w:t>
+        <w:t xml:space="preserve">Authorisation : </w:t>
+      </w:r>
+      <w:r>
+        <w:rPr/>
+        <w:t xml:space="preserve">Gestion des rôles : ROLE_USER, ROLE_ADMIN et les restrictions associées. </w:t>
       </w:r>
     </w:p>
     <w:p>
@@ -2435,14 +2184,14 @@
         <w:pStyle w:val="BodyText"/>
         <w:numPr>
           <w:ilvl w:val="0"/>
-          <w:numId w:val="1"/>
+          <w:numId w:val="2"/>
         </w:numPr>
         <w:spacing w:before="40" w:after="0"/>
         <w:rPr/>
       </w:pPr>
       <w:r>
         <w:rPr/>
-        <w:t xml:space="preserve">Gestion des rôles : ROLE_USER, ROLE_ADMIN et les restrictions associées. </w:t>
+        <w:t xml:space="preserve">Faille XSS : double accolade Twig </w:t>
       </w:r>
     </w:p>
     <w:p>
@@ -2450,22 +2199,7 @@
         <w:pStyle w:val="BodyText"/>
         <w:numPr>
           <w:ilvl w:val="0"/>
-          <w:numId w:val="1"/>
-        </w:numPr>
-        <w:spacing w:before="40" w:after="0"/>
-        <w:rPr/>
-      </w:pPr>
-      <w:r>
-        <w:rPr/>
-        <w:t xml:space="preserve">Faille XSS : double accolade Twig </w:t>
-      </w:r>
-    </w:p>
-    <w:p>
-      <w:pPr>
-        <w:pStyle w:val="BodyText"/>
-        <w:numPr>
-          <w:ilvl w:val="0"/>
-          <w:numId w:val="1"/>
+          <w:numId w:val="2"/>
         </w:numPr>
         <w:spacing w:before="40" w:after="0"/>
         <w:rPr/>
@@ -2480,7 +2214,7 @@
         <w:pStyle w:val="ListParagraph"/>
         <w:numPr>
           <w:ilvl w:val="0"/>
-          <w:numId w:val="1"/>
+          <w:numId w:val="2"/>
         </w:numPr>
         <w:spacing w:before="40" w:after="40"/>
         <w:rPr>
@@ -2551,51 +2285,7 @@
           <w:sz w:val="21"/>
           <w:szCs w:val="21"/>
         </w:rPr>
-        <w:t>Exemple</w:t>
-      </w:r>
-      <w:r>
-        <w:rPr>
-          <w:rFonts w:eastAsia="Arial" w:cs="Arial"/>
-          <w:i/>
-          <w:iCs/>
-          <w:color w:val="595959"/>
-          <w:sz w:val="21"/>
-          <w:szCs w:val="21"/>
-        </w:rPr>
-        <w:t>s</w:t>
-      </w:r>
-      <w:r>
-        <w:rPr>
-          <w:rFonts w:eastAsia="Arial" w:cs="Arial"/>
-          <w:i/>
-          <w:iCs/>
-          <w:color w:val="595959"/>
-          <w:sz w:val="21"/>
-          <w:szCs w:val="21"/>
-        </w:rPr>
-        <w:t xml:space="preserve"> concret</w:t>
-      </w:r>
-      <w:r>
-        <w:rPr>
-          <w:rFonts w:eastAsia="Arial" w:cs="Arial"/>
-          <w:i/>
-          <w:iCs/>
-          <w:color w:val="595959"/>
-          <w:sz w:val="21"/>
-          <w:szCs w:val="21"/>
-        </w:rPr>
-        <w:t>s</w:t>
-      </w:r>
-      <w:r>
-        <w:rPr>
-          <w:rFonts w:eastAsia="Arial" w:cs="Arial"/>
-          <w:i/>
-          <w:iCs/>
-          <w:color w:val="595959"/>
-          <w:sz w:val="21"/>
-          <w:szCs w:val="21"/>
-        </w:rPr>
-        <w:t xml:space="preserve"> :</w:t>
+        <w:t>Exemples concrets :</w:t>
       </w:r>
     </w:p>
     <w:p>
@@ -2638,7 +2328,7 @@
       </w:r>
       <w:r>
         <w:rPr>
-          <w:rStyle w:val="Textesource"/>
+          <w:rStyle w:val="Textesourceuser"/>
           <w:i/>
           <w:iCs/>
           <w:color w:val="595959"/>
@@ -2660,7 +2350,7 @@
       </w:r>
       <w:r>
         <w:rPr>
-          <w:rStyle w:val="Textesource"/>
+          <w:rStyle w:val="Textesourceuser"/>
           <w:i/>
           <w:iCs/>
           <w:color w:val="595959"/>
@@ -2682,7 +2372,7 @@
       </w:r>
       <w:r>
         <w:rPr>
-          <w:rStyle w:val="Textesource"/>
+          <w:rStyle w:val="Textesourceuser"/>
           <w:i/>
           <w:iCs/>
           <w:color w:val="595959"/>
@@ -2743,7 +2433,7 @@
       </w:r>
       <w:r>
         <w:rPr>
-          <w:rStyle w:val="Textesource"/>
+          <w:rStyle w:val="Textesourceuser"/>
           <w:rFonts w:eastAsia="Arial" w:cs="Arial"/>
           <w:i/>
           <w:iCs/>
@@ -2805,7 +2495,7 @@
       </w:r>
       <w:r>
         <w:rPr>
-          <w:rStyle w:val="Textesource"/>
+          <w:rStyle w:val="Textesourceuser"/>
           <w:rFonts w:eastAsia="Arial" w:cs="Arial"/>
           <w:i/>
           <w:iCs/>
@@ -2860,7 +2550,7 @@
       </w:r>
       <w:r>
         <w:rPr>
-          <w:rStyle w:val="Textesource"/>
+          <w:rStyle w:val="Textesourceuser"/>
           <w:rFonts w:eastAsia="Arial" w:cs="Arial"/>
           <w:i/>
           <w:iCs/>
@@ -2883,7 +2573,7 @@
       </w:r>
       <w:r>
         <w:rPr>
-          <w:rStyle w:val="Textesource"/>
+          <w:rStyle w:val="Textesourceuser"/>
           <w:rFonts w:eastAsia="Arial" w:cs="Arial"/>
           <w:i/>
           <w:iCs/>
@@ -2971,7 +2661,7 @@
         <w:pStyle w:val="ListParagraph"/>
         <w:numPr>
           <w:ilvl w:val="0"/>
-          <w:numId w:val="1"/>
+          <w:numId w:val="2"/>
         </w:numPr>
         <w:spacing w:before="40" w:after="40"/>
         <w:rPr/>
@@ -2990,7 +2680,7 @@
         <w:pStyle w:val="ListParagraph"/>
         <w:numPr>
           <w:ilvl w:val="0"/>
-          <w:numId w:val="1"/>
+          <w:numId w:val="2"/>
         </w:numPr>
         <w:spacing w:before="40" w:after="40"/>
         <w:rPr/>
@@ -3059,7 +2749,7 @@
       </w:pPr>
       <w:r>
         <w:rPr>
-          <w:rFonts w:eastAsia="Arial" w:cs="Arial" w:ascii="Arial" w:hAnsi="Arial"/>
+          <w:rFonts w:eastAsia="Arial" w:cs="Arial"/>
           <w:b/>
           <w:bCs/>
           <w:color w:val="1F4E79"/>
@@ -3129,7 +2819,7 @@
         <w:pStyle w:val="ListParagraph"/>
         <w:numPr>
           <w:ilvl w:val="0"/>
-          <w:numId w:val="1"/>
+          <w:numId w:val="2"/>
         </w:numPr>
         <w:spacing w:before="40" w:after="40"/>
         <w:rPr/>
@@ -3148,7 +2838,7 @@
         <w:pStyle w:val="ListParagraph"/>
         <w:numPr>
           <w:ilvl w:val="0"/>
-          <w:numId w:val="1"/>
+          <w:numId w:val="2"/>
         </w:numPr>
         <w:spacing w:before="40" w:after="40"/>
         <w:rPr/>
@@ -3227,7 +2917,7 @@
         <w:pStyle w:val="ListParagraph"/>
         <w:numPr>
           <w:ilvl w:val="0"/>
-          <w:numId w:val="1"/>
+          <w:numId w:val="2"/>
         </w:numPr>
         <w:spacing w:before="40" w:after="40"/>
         <w:rPr/>
@@ -3246,7 +2936,7 @@
         <w:pStyle w:val="ListParagraph"/>
         <w:numPr>
           <w:ilvl w:val="0"/>
-          <w:numId w:val="1"/>
+          <w:numId w:val="2"/>
         </w:numPr>
         <w:spacing w:before="40" w:after="40"/>
         <w:rPr/>
@@ -3325,7 +3015,7 @@
         <w:pStyle w:val="ListParagraph"/>
         <w:numPr>
           <w:ilvl w:val="0"/>
-          <w:numId w:val="1"/>
+          <w:numId w:val="2"/>
         </w:numPr>
         <w:spacing w:before="40" w:after="40"/>
         <w:rPr/>
@@ -3344,7 +3034,7 @@
         <w:pStyle w:val="ListParagraph"/>
         <w:numPr>
           <w:ilvl w:val="0"/>
-          <w:numId w:val="1"/>
+          <w:numId w:val="2"/>
         </w:numPr>
         <w:spacing w:before="40" w:after="40"/>
         <w:rPr/>
@@ -3413,7 +3103,7 @@
       </w:pPr>
       <w:r>
         <w:rPr>
-          <w:rFonts w:eastAsia="Arial" w:cs="Arial" w:ascii="Arial" w:hAnsi="Arial"/>
+          <w:rFonts w:eastAsia="Arial" w:cs="Arial"/>
           <w:b/>
           <w:bCs/>
           <w:color w:val="1F4E79"/>
@@ -3447,14 +3137,14 @@
         </w:tblCellMar>
       </w:tblPr>
       <w:tblGrid>
-        <w:gridCol w:w="1439"/>
-        <w:gridCol w:w="7587"/>
+        <w:gridCol w:w="1438"/>
+        <w:gridCol w:w="7588"/>
       </w:tblGrid>
       <w:tr>
         <w:trPr/>
         <w:tc>
           <w:tcPr>
-            <w:tcW w:w="1439" w:type="dxa"/>
+            <w:tcW w:w="1438" w:type="dxa"/>
             <w:tcBorders>
               <w:top w:val="single" w:sz="4" w:space="0" w:color="000000"/>
               <w:start w:val="single" w:sz="4" w:space="0" w:color="000000"/>
@@ -3495,7 +3185,7 @@
         </w:tc>
         <w:tc>
           <w:tcPr>
-            <w:tcW w:w="7587" w:type="dxa"/>
+            <w:tcW w:w="7588" w:type="dxa"/>
             <w:tcBorders>
               <w:top w:val="single" w:sz="4" w:space="0" w:color="000000"/>
               <w:start w:val="single" w:sz="4" w:space="0" w:color="000000"/>
@@ -3521,18 +3211,7 @@
                 <w:sz w:val="20"/>
                 <w:szCs w:val="20"/>
               </w:rPr>
-              <w:t xml:space="preserve">Répétez à voix haute chronomètre en main </w:t>
-            </w:r>
-            <w:r>
-              <w:rPr>
-                <w:rFonts w:eastAsia="Arial" w:cs="Arial"/>
-                <w:i/>
-                <w:iCs/>
-                <w:color w:val="595959"/>
-                <w:sz w:val="20"/>
-                <w:szCs w:val="20"/>
-              </w:rPr>
-              <w:t>pour que votre présentation dure 30 minutes minimum et 35 minutes maximum.</w:t>
+              <w:t>Répétez à voix haute chronomètre en main pour que votre présentation dure 30 minutes minimum et 35 minutes maximum.</w:t>
             </w:r>
           </w:p>
         </w:tc>
@@ -3562,14 +3241,14 @@
         </w:tblCellMar>
       </w:tblPr>
       <w:tblGrid>
-        <w:gridCol w:w="1439"/>
-        <w:gridCol w:w="7587"/>
+        <w:gridCol w:w="1438"/>
+        <w:gridCol w:w="7588"/>
       </w:tblGrid>
       <w:tr>
         <w:trPr/>
         <w:tc>
           <w:tcPr>
-            <w:tcW w:w="1439" w:type="dxa"/>
+            <w:tcW w:w="1438" w:type="dxa"/>
             <w:tcBorders>
               <w:top w:val="single" w:sz="4" w:space="0" w:color="000000"/>
               <w:start w:val="single" w:sz="4" w:space="0" w:color="000000"/>
@@ -3610,7 +3289,7 @@
         </w:tc>
         <w:tc>
           <w:tcPr>
-            <w:tcW w:w="7587" w:type="dxa"/>
+            <w:tcW w:w="7588" w:type="dxa"/>
             <w:tcBorders>
               <w:top w:val="single" w:sz="4" w:space="0" w:color="000000"/>
               <w:start w:val="single" w:sz="4" w:space="0" w:color="000000"/>
@@ -3666,14 +3345,14 @@
         </w:tblCellMar>
       </w:tblPr>
       <w:tblGrid>
-        <w:gridCol w:w="1439"/>
-        <w:gridCol w:w="7587"/>
+        <w:gridCol w:w="1438"/>
+        <w:gridCol w:w="7588"/>
       </w:tblGrid>
       <w:tr>
         <w:trPr/>
         <w:tc>
           <w:tcPr>
-            <w:tcW w:w="1439" w:type="dxa"/>
+            <w:tcW w:w="1438" w:type="dxa"/>
             <w:tcBorders>
               <w:top w:val="single" w:sz="4" w:space="0" w:color="000000"/>
               <w:start w:val="single" w:sz="4" w:space="0" w:color="000000"/>
@@ -3714,7 +3393,7 @@
         </w:tc>
         <w:tc>
           <w:tcPr>
-            <w:tcW w:w="7587" w:type="dxa"/>
+            <w:tcW w:w="7588" w:type="dxa"/>
             <w:tcBorders>
               <w:top w:val="single" w:sz="4" w:space="0" w:color="000000"/>
               <w:start w:val="single" w:sz="4" w:space="0" w:color="000000"/>
@@ -3770,14 +3449,14 @@
         </w:tblCellMar>
       </w:tblPr>
       <w:tblGrid>
-        <w:gridCol w:w="1439"/>
-        <w:gridCol w:w="7587"/>
+        <w:gridCol w:w="1438"/>
+        <w:gridCol w:w="7588"/>
       </w:tblGrid>
       <w:tr>
         <w:trPr/>
         <w:tc>
           <w:tcPr>
-            <w:tcW w:w="1439" w:type="dxa"/>
+            <w:tcW w:w="1438" w:type="dxa"/>
             <w:tcBorders>
               <w:top w:val="single" w:sz="4" w:space="0" w:color="000000"/>
               <w:start w:val="single" w:sz="4" w:space="0" w:color="000000"/>
@@ -3818,7 +3497,7 @@
         </w:tc>
         <w:tc>
           <w:tcPr>
-            <w:tcW w:w="7587" w:type="dxa"/>
+            <w:tcW w:w="7588" w:type="dxa"/>
             <w:tcBorders>
               <w:top w:val="single" w:sz="4" w:space="0" w:color="000000"/>
               <w:start w:val="single" w:sz="4" w:space="0" w:color="000000"/>
@@ -3960,6 +3639,7 @@
         </w:tabs>
         <w:ind w:start="1080" w:hanging="360"/>
       </w:pPr>
+      <w:rPr/>
     </w:lvl>
     <w:lvl w:ilvl="2">
       <w:start w:val="1"/>
@@ -3972,6 +3652,7 @@
         </w:tabs>
         <w:ind w:start="1440" w:hanging="360"/>
       </w:pPr>
+      <w:rPr/>
     </w:lvl>
     <w:lvl w:ilvl="3">
       <w:start w:val="1"/>
@@ -3984,6 +3665,7 @@
         </w:tabs>
         <w:ind w:start="1800" w:hanging="360"/>
       </w:pPr>
+      <w:rPr/>
     </w:lvl>
     <w:lvl w:ilvl="4">
       <w:start w:val="1"/>
@@ -3996,6 +3678,7 @@
         </w:tabs>
         <w:ind w:start="2160" w:hanging="360"/>
       </w:pPr>
+      <w:rPr/>
     </w:lvl>
     <w:lvl w:ilvl="5">
       <w:start w:val="1"/>
@@ -4008,6 +3691,7 @@
         </w:tabs>
         <w:ind w:start="2520" w:hanging="360"/>
       </w:pPr>
+      <w:rPr/>
     </w:lvl>
     <w:lvl w:ilvl="6">
       <w:start w:val="1"/>
@@ -4020,6 +3704,7 @@
         </w:tabs>
         <w:ind w:start="2880" w:hanging="360"/>
       </w:pPr>
+      <w:rPr/>
     </w:lvl>
     <w:lvl w:ilvl="7">
       <w:start w:val="1"/>
@@ -4032,6 +3717,7 @@
         </w:tabs>
         <w:ind w:start="3240" w:hanging="360"/>
       </w:pPr>
+      <w:rPr/>
     </w:lvl>
     <w:lvl w:ilvl="8">
       <w:start w:val="1"/>
@@ -4044,9 +3730,131 @@
         </w:tabs>
         <w:ind w:start="3600" w:hanging="360"/>
       </w:pPr>
+      <w:rPr/>
     </w:lvl>
   </w:abstractNum>
   <w:abstractNum w:abstractNumId="2">
+    <w:lvl w:ilvl="0">
+      <w:start w:val="1"/>
+      <w:numFmt w:val="bullet"/>
+      <w:lvlText w:val=""/>
+      <w:lvlJc w:val="start"/>
+      <w:pPr>
+        <w:tabs>
+          <w:tab w:val="num" w:pos="0"/>
+        </w:tabs>
+        <w:ind w:start="540" w:hanging="360"/>
+      </w:pPr>
+      <w:rPr>
+        <w:rFonts w:ascii="Symbol" w:hAnsi="Symbol" w:cs="Symbol" w:hint="default"/>
+      </w:rPr>
+    </w:lvl>
+    <w:lvl w:ilvl="1">
+      <w:start w:val="1"/>
+      <w:numFmt w:val="decimal"/>
+      <w:lvlText w:val="%2."/>
+      <w:lvlJc w:val="start"/>
+      <w:pPr>
+        <w:tabs>
+          <w:tab w:val="num" w:pos="1080"/>
+        </w:tabs>
+        <w:ind w:start="1080" w:hanging="360"/>
+      </w:pPr>
+      <w:rPr/>
+    </w:lvl>
+    <w:lvl w:ilvl="2">
+      <w:start w:val="1"/>
+      <w:numFmt w:val="decimal"/>
+      <w:lvlText w:val="%3."/>
+      <w:lvlJc w:val="start"/>
+      <w:pPr>
+        <w:tabs>
+          <w:tab w:val="num" w:pos="1440"/>
+        </w:tabs>
+        <w:ind w:start="1440" w:hanging="360"/>
+      </w:pPr>
+      <w:rPr/>
+    </w:lvl>
+    <w:lvl w:ilvl="3">
+      <w:start w:val="1"/>
+      <w:numFmt w:val="decimal"/>
+      <w:lvlText w:val="%4."/>
+      <w:lvlJc w:val="start"/>
+      <w:pPr>
+        <w:tabs>
+          <w:tab w:val="num" w:pos="1800"/>
+        </w:tabs>
+        <w:ind w:start="1800" w:hanging="360"/>
+      </w:pPr>
+      <w:rPr/>
+    </w:lvl>
+    <w:lvl w:ilvl="4">
+      <w:start w:val="1"/>
+      <w:numFmt w:val="decimal"/>
+      <w:lvlText w:val="%5."/>
+      <w:lvlJc w:val="start"/>
+      <w:pPr>
+        <w:tabs>
+          <w:tab w:val="num" w:pos="2160"/>
+        </w:tabs>
+        <w:ind w:start="2160" w:hanging="360"/>
+      </w:pPr>
+      <w:rPr/>
+    </w:lvl>
+    <w:lvl w:ilvl="5">
+      <w:start w:val="1"/>
+      <w:numFmt w:val="decimal"/>
+      <w:lvlText w:val="%6."/>
+      <w:lvlJc w:val="start"/>
+      <w:pPr>
+        <w:tabs>
+          <w:tab w:val="num" w:pos="2520"/>
+        </w:tabs>
+        <w:ind w:start="2520" w:hanging="360"/>
+      </w:pPr>
+      <w:rPr/>
+    </w:lvl>
+    <w:lvl w:ilvl="6">
+      <w:start w:val="1"/>
+      <w:numFmt w:val="decimal"/>
+      <w:lvlText w:val="%7."/>
+      <w:lvlJc w:val="start"/>
+      <w:pPr>
+        <w:tabs>
+          <w:tab w:val="num" w:pos="2880"/>
+        </w:tabs>
+        <w:ind w:start="2880" w:hanging="360"/>
+      </w:pPr>
+      <w:rPr/>
+    </w:lvl>
+    <w:lvl w:ilvl="7">
+      <w:start w:val="1"/>
+      <w:numFmt w:val="decimal"/>
+      <w:lvlText w:val="%8."/>
+      <w:lvlJc w:val="start"/>
+      <w:pPr>
+        <w:tabs>
+          <w:tab w:val="num" w:pos="3240"/>
+        </w:tabs>
+        <w:ind w:start="3240" w:hanging="360"/>
+      </w:pPr>
+      <w:rPr/>
+    </w:lvl>
+    <w:lvl w:ilvl="8">
+      <w:start w:val="1"/>
+      <w:numFmt w:val="decimal"/>
+      <w:lvlText w:val="%9."/>
+      <w:lvlJc w:val="start"/>
+      <w:pPr>
+        <w:tabs>
+          <w:tab w:val="num" w:pos="3600"/>
+        </w:tabs>
+        <w:ind w:start="3600" w:hanging="360"/>
+      </w:pPr>
+      <w:rPr/>
+    </w:lvl>
+  </w:abstractNum>
+  <w:abstractNum w:abstractNumId="3">
     <w:lvl w:ilvl="0">
       <w:start w:val="1"/>
       <w:numFmt w:val="none"/>
@@ -4172,7 +3980,10 @@
     <w:abstractNumId w:val="2"/>
   </w:num>
   <w:num w:numId="3">
-    <w:abstractNumId w:val="1"/>
+    <w:abstractNumId w:val="3"/>
+  </w:num>
+  <w:num w:numId="4">
+    <w:abstractNumId w:val="2"/>
     <w:lvlOverride w:ilvl="0">
       <w:startOverride w:val="1"/>
     </w:lvlOverride>
@@ -4202,6 +4013,7 @@
     <w:qFormat/>
     <w:pPr>
       <w:widowControl/>
+      <w:suppressAutoHyphens w:val="true"/>
       <w:bidi w:val="0"/>
       <w:spacing w:before="0" w:after="0"/>
       <w:jc w:val="start"/>
@@ -4217,7 +4029,7 @@
   </w:style>
   <w:style w:type="paragraph" w:styleId="Heading1">
     <w:name w:val="heading 1"/>
-    <w:basedOn w:val="Titre"/>
+    <w:basedOn w:val="Titreuser"/>
     <w:qFormat/>
     <w:pPr>
       <w:spacing w:before="400" w:after="160"/>
@@ -4234,7 +4046,7 @@
   </w:style>
   <w:style w:type="paragraph" w:styleId="Heading2">
     <w:name w:val="heading 2"/>
-    <w:basedOn w:val="Titre"/>
+    <w:basedOn w:val="Titreuser"/>
     <w:qFormat/>
     <w:pPr>
       <w:spacing w:before="320" w:after="100"/>
@@ -4251,7 +4063,7 @@
   </w:style>
   <w:style w:type="paragraph" w:styleId="Heading3">
     <w:name w:val="heading 3"/>
-    <w:basedOn w:val="Titre"/>
+    <w:basedOn w:val="Titreuser"/>
     <w:qFormat/>
     <w:pPr/>
     <w:rPr>
@@ -4262,7 +4074,7 @@
   </w:style>
   <w:style w:type="paragraph" w:styleId="Heading4">
     <w:name w:val="heading 4"/>
-    <w:basedOn w:val="Titre"/>
+    <w:basedOn w:val="Titreuser"/>
     <w:qFormat/>
     <w:pPr/>
     <w:rPr>
@@ -4273,7 +4085,7 @@
   </w:style>
   <w:style w:type="paragraph" w:styleId="Heading5">
     <w:name w:val="heading 5"/>
-    <w:basedOn w:val="Titre"/>
+    <w:basedOn w:val="Titreuser"/>
     <w:qFormat/>
     <w:pPr/>
     <w:rPr>
@@ -4282,7 +4094,7 @@
   </w:style>
   <w:style w:type="paragraph" w:styleId="Heading6">
     <w:name w:val="heading 6"/>
-    <w:basedOn w:val="Titre"/>
+    <w:basedOn w:val="Titreuser"/>
     <w:qFormat/>
     <w:pPr/>
     <w:rPr>
@@ -4298,11 +4110,18 @@
       <w:u w:val="single"/>
     </w:rPr>
   </w:style>
-  <w:style w:type="character" w:styleId="Caractresdenotedebasdepage">
-    <w:name w:val="Caractères de note de bas de page"/>
+  <w:style w:type="character" w:styleId="Caractresdenotedebasdepageuser">
+    <w:name w:val="Caractères de note de bas de page (user)"/>
     <w:uiPriority w:val="99"/>
     <w:semiHidden/>
     <w:unhideWhenUsed/>
+    <w:qFormat/>
+    <w:rPr>
+      <w:vertAlign w:val="superscript"/>
+    </w:rPr>
+  </w:style>
+  <w:style w:type="character" w:styleId="Caractresdenotedebasdepage">
+    <w:name w:val="Caractères de note de bas de page"/>
     <w:qFormat/>
     <w:rPr>
       <w:vertAlign w:val="superscript"/>
@@ -4325,11 +4144,18 @@
       <w:szCs w:val="20"/>
     </w:rPr>
   </w:style>
-  <w:style w:type="character" w:styleId="Caractresdenotedefin">
-    <w:name w:val="Caractères de note de fin"/>
+  <w:style w:type="character" w:styleId="Caractresdenotedefinuser">
+    <w:name w:val="Caractères de note de fin (user)"/>
     <w:uiPriority w:val="99"/>
     <w:semiHidden/>
     <w:unhideWhenUsed/>
+    <w:qFormat/>
+    <w:rPr>
+      <w:vertAlign w:val="superscript"/>
+    </w:rPr>
+  </w:style>
+  <w:style w:type="character" w:styleId="Caractresdenotedefin">
+    <w:name w:val="Caractères de note de fin"/>
     <w:qFormat/>
     <w:rPr>
       <w:vertAlign w:val="superscript"/>
@@ -4352,8 +4178,8 @@
       <w:szCs w:val="20"/>
     </w:rPr>
   </w:style>
-  <w:style w:type="character" w:styleId="Puces">
-    <w:name w:val="Puces"/>
+  <w:style w:type="character" w:styleId="Pucesuser">
+    <w:name w:val="Puces (user)"/>
     <w:qFormat/>
     <w:rPr>
       <w:rFonts w:ascii="OpenSymbol" w:hAnsi="OpenSymbol" w:eastAsia="OpenSymbol" w:cs="OpenSymbol"/>
@@ -4367,8 +4193,8 @@
       <w:bCs/>
     </w:rPr>
   </w:style>
-  <w:style w:type="character" w:styleId="Textesource">
-    <w:name w:val="Texte source"/>
+  <w:style w:type="character" w:styleId="Textesourceuser">
+    <w:name w:val="Texte source (user)"/>
     <w:qFormat/>
     <w:rPr>
       <w:rFonts w:ascii="Liberation Mono" w:hAnsi="Liberation Mono" w:eastAsia="Noto Sans Mono CJK SC" w:cs="Liberation Mono"/>
@@ -4432,9 +4258,24 @@
       <w:rFonts w:cs="Lohit Devanagari"/>
     </w:rPr>
   </w:style>
+  <w:style w:type="paragraph" w:styleId="Titreuser">
+    <w:name w:val="Titre (user)"/>
+    <w:basedOn w:val="Normal"/>
+    <w:next w:val="BodyText"/>
+    <w:qFormat/>
+    <w:pPr>
+      <w:keepNext w:val="true"/>
+      <w:spacing w:before="240" w:after="120"/>
+    </w:pPr>
+    <w:rPr>
+      <w:rFonts w:ascii="Liberation Sans" w:hAnsi="Liberation Sans" w:eastAsia="Noto Sans CJK SC" w:cs="Lohit Devanagari"/>
+      <w:sz w:val="28"/>
+      <w:szCs w:val="28"/>
+    </w:rPr>
+  </w:style>
   <w:style w:type="paragraph" w:styleId="Title">
     <w:name w:val="Title"/>
-    <w:basedOn w:val="Titre"/>
+    <w:basedOn w:val="Titreuser"/>
     <w:qFormat/>
     <w:pPr/>
     <w:rPr>
@@ -4447,6 +4288,7 @@
     <w:qFormat/>
     <w:pPr>
       <w:widowControl/>
+      <w:suppressAutoHyphens w:val="true"/>
       <w:bidi w:val="0"/>
       <w:spacing w:before="0" w:after="0"/>
       <w:jc w:val="start"/>
@@ -4467,6 +4309,7 @@
     <w:qFormat/>
     <w:pPr>
       <w:widowControl/>
+      <w:suppressAutoHyphens w:val="true"/>
       <w:bidi w:val="0"/>
       <w:spacing w:before="0" w:after="0"/>
       <w:jc w:val="start"/>
@@ -4510,8 +4353,8 @@
       <w:szCs w:val="20"/>
     </w:rPr>
   </w:style>
-  <w:style w:type="paragraph" w:styleId="Contenudetableau">
-    <w:name w:val="Contenu de tableau"/>
+  <w:style w:type="paragraph" w:styleId="Contenudetableauuser">
+    <w:name w:val="Contenu de tableau (user)"/>
     <w:basedOn w:val="Normal"/>
     <w:qFormat/>
     <w:pPr>
@@ -4520,9 +4363,9 @@
     </w:pPr>
     <w:rPr/>
   </w:style>
-  <w:style w:type="paragraph" w:styleId="Titredetableau">
-    <w:name w:val="Titre de tableau"/>
-    <w:basedOn w:val="Contenudetableau"/>
+  <w:style w:type="paragraph" w:styleId="Titredetableauuser">
+    <w:name w:val="Titre de tableau (user)"/>
+    <w:basedOn w:val="Contenudetableauuser"/>
     <w:qFormat/>
     <w:pPr>
       <w:suppressLineNumbers/>
